--- a/policies/build/masters_hco/HCO.MOM.7_v2_master.docx
+++ b/policies/build/masters_hco/HCO.MOM.7_v2_master.docx
@@ -1283,7 +1283,7 @@
           <w:sz w:val="22"/>
           <w:szCs w:val="22"/>
         </w:rPr>
-        <w:t xml:space="preserve">Method note (from guidebook interpretation): The organisation shall have documentation to support the time of administration of drugs for which the time has not been written. For example, 1-1-1, BD etc. The suggested timings for these medicines have to be adhered. “ISMP Acute Care Guidelines for Timely Administration of Scheduled Medications” provide guidance on scheduling medications and classifies them into time-critical and non-time-critical. The organisation could adopt/adapt the same.</w:t>
+        <w:t xml:space="preserve">Method note (from guidebook interpretation): The organisation shall have documentation to support the time of administration of drugs for which the time has not been written. For example, 1-1-1, BD etc. The suggested timings for these medicines have to be adhered. “ISMP Acute Care Guidelines for Timely Administration of Scheduled Medications” provide guidance on scheduling medications and classifies them into time-critical and non-time-critical. The organisation could adopt/adapt the same. NABH does not mandate ISMP specifically — the hospital’s own classification, developed under the Drugs and Cosmetics Act, 1940 and Rules, 1945, and reviewed by the Pharmacy/Therapeutics Committee, is an equally valid basis.</w:t>
       </w:r>
     </w:p>
     <w:p>
